--- a/review/Portfolio-Review-Harry-Hein.docx
+++ b/review/Portfolio-Review-Harry-Hein.docx
@@ -3376,7 +3376,867 @@
           <w:sz w:val="32"/>
           <w:szCs w:val="32"/>
         </w:rPr>
-        <w:t xml:space="preserve">Part 3: Portfolio-Wide Areas for Improvement — Detailed Analysis</w:t>
+        <w:t xml:space="preserve">Part 3: Portfolio-Wide Fabrication &amp; Credibility Audit</w:t>
+      </w:r>
+    </w:p>
+    <w:p>
+      <w:pPr>
+        <w:spacing w:after="120"/>
+      </w:pPr>
+      <w:r>
+        <w:rPr>
+          <w:rFonts w:ascii="Arial" w:cs="Arial" w:eastAsia="Arial" w:hAnsi="Arial"/>
+          <w:sz w:val="20"/>
+          <w:szCs w:val="20"/>
+        </w:rPr>
+        <w:t xml:space="preserve">Cross-portfolio analysis of metric patterns, consistency, and credibility concerns.</w:t>
+      </w:r>
+    </w:p>
+    <w:tbl>
+      <w:tblPr>
+        <w:tblW w:type="dxa" w:w="9360"/>
+        <w:tblBorders>
+          <w:top w:val="single" w:color="auto" w:sz="4"/>
+          <w:left w:val="single" w:color="auto" w:sz="4"/>
+          <w:bottom w:val="single" w:color="auto" w:sz="4"/>
+          <w:right w:val="single" w:color="auto" w:sz="4"/>
+          <w:insideH w:val="single" w:color="auto" w:sz="4"/>
+          <w:insideV w:val="single" w:color="auto" w:sz="4"/>
+        </w:tblBorders>
+      </w:tblPr>
+      <w:tblGrid>
+        <w:gridCol w:w="2800"/>
+        <w:gridCol w:w="1600"/>
+        <w:gridCol w:w="4960"/>
+      </w:tblGrid>
+      <w:tr>
+        <w:tc>
+          <w:tcPr>
+            <w:tcW w:type="dxa" w:w="2800"/>
+            <w:tcBorders>
+              <w:top w:val="single" w:color="CCCCCC" w:sz="1"/>
+              <w:left w:val="single" w:color="CCCCCC" w:sz="1"/>
+              <w:bottom w:val="single" w:color="CCCCCC" w:sz="1"/>
+              <w:right w:val="single" w:color="CCCCCC" w:sz="1"/>
+            </w:tcBorders>
+            <w:shd w:fill="1A3C6E" w:val="clear"/>
+            <w:tcMar>
+              <w:top w:type="dxa" w:w="80"/>
+              <w:left w:type="dxa" w:w="120"/>
+              <w:bottom w:type="dxa" w:w="80"/>
+              <w:right w:type="dxa" w:w="120"/>
+            </w:tcMar>
+          </w:tcPr>
+          <w:p>
+            <w:r>
+              <w:rPr>
+                <w:rFonts w:ascii="Arial" w:cs="Arial" w:eastAsia="Arial" w:hAnsi="Arial"/>
+                <w:b/>
+                <w:bCs/>
+                <w:color w:val="FFFFFF"/>
+                <w:sz w:val="20"/>
+                <w:szCs w:val="20"/>
+              </w:rPr>
+              <w:t xml:space="preserve">Claim</w:t>
+            </w:r>
+          </w:p>
+        </w:tc>
+        <w:tc>
+          <w:tcPr>
+            <w:tcW w:type="dxa" w:w="1600"/>
+            <w:tcBorders>
+              <w:top w:val="single" w:color="CCCCCC" w:sz="1"/>
+              <w:left w:val="single" w:color="CCCCCC" w:sz="1"/>
+              <w:bottom w:val="single" w:color="CCCCCC" w:sz="1"/>
+              <w:right w:val="single" w:color="CCCCCC" w:sz="1"/>
+            </w:tcBorders>
+            <w:shd w:fill="1A3C6E" w:val="clear"/>
+            <w:tcMar>
+              <w:top w:type="dxa" w:w="80"/>
+              <w:left w:type="dxa" w:w="120"/>
+              <w:bottom w:type="dxa" w:w="80"/>
+              <w:right w:type="dxa" w:w="120"/>
+            </w:tcMar>
+          </w:tcPr>
+          <w:p>
+            <w:r>
+              <w:rPr>
+                <w:rFonts w:ascii="Arial" w:cs="Arial" w:eastAsia="Arial" w:hAnsi="Arial"/>
+                <w:b/>
+                <w:bCs/>
+                <w:color w:val="FFFFFF"/>
+                <w:sz w:val="20"/>
+                <w:szCs w:val="20"/>
+              </w:rPr>
+              <w:t xml:space="preserve">Verdict</w:t>
+            </w:r>
+          </w:p>
+        </w:tc>
+        <w:tc>
+          <w:tcPr>
+            <w:tcW w:type="dxa" w:w="4960"/>
+            <w:tcBorders>
+              <w:top w:val="single" w:color="CCCCCC" w:sz="1"/>
+              <w:left w:val="single" w:color="CCCCCC" w:sz="1"/>
+              <w:bottom w:val="single" w:color="CCCCCC" w:sz="1"/>
+              <w:right w:val="single" w:color="CCCCCC" w:sz="1"/>
+            </w:tcBorders>
+            <w:shd w:fill="1A3C6E" w:val="clear"/>
+            <w:tcMar>
+              <w:top w:type="dxa" w:w="80"/>
+              <w:left w:type="dxa" w:w="120"/>
+              <w:bottom w:type="dxa" w:w="80"/>
+              <w:right w:type="dxa" w:w="120"/>
+            </w:tcMar>
+          </w:tcPr>
+          <w:p>
+            <w:r>
+              <w:rPr>
+                <w:rFonts w:ascii="Arial" w:cs="Arial" w:eastAsia="Arial" w:hAnsi="Arial"/>
+                <w:b/>
+                <w:bCs/>
+                <w:color w:val="FFFFFF"/>
+                <w:sz w:val="20"/>
+                <w:szCs w:val="20"/>
+              </w:rPr>
+              <w:t xml:space="preserve">Reasoning</w:t>
+            </w:r>
+          </w:p>
+        </w:tc>
+      </w:tr>
+      <w:tr>
+        <w:tc>
+          <w:tcPr>
+            <w:tcW w:type="dxa" w:w="2800"/>
+            <w:tcBorders>
+              <w:top w:val="single" w:color="CCCCCC" w:sz="1"/>
+              <w:left w:val="single" w:color="CCCCCC" w:sz="1"/>
+              <w:bottom w:val="single" w:color="CCCCCC" w:sz="1"/>
+              <w:right w:val="single" w:color="CCCCCC" w:sz="1"/>
+            </w:tcBorders>
+            <w:shd w:fill="F5F5F5" w:val="clear"/>
+            <w:tcMar>
+              <w:top w:type="dxa" w:w="80"/>
+              <w:left w:type="dxa" w:w="120"/>
+              <w:bottom w:type="dxa" w:w="80"/>
+              <w:right w:type="dxa" w:w="120"/>
+            </w:tcMar>
+          </w:tcPr>
+          <w:p>
+            <w:r>
+              <w:rPr>
+                <w:rFonts w:ascii="Arial" w:cs="Arial" w:eastAsia="Arial" w:hAnsi="Arial"/>
+                <w:sz w:val="20"/>
+                <w:szCs w:val="20"/>
+              </w:rPr>
+              <w:t xml:space="preserve">Homepage metrics not supported by case study slides (Retail: -34% cart abandonment, -40% support tickets)</w:t>
+            </w:r>
+          </w:p>
+        </w:tc>
+        <w:tc>
+          <w:tcPr>
+            <w:tcW w:type="dxa" w:w="1600"/>
+            <w:tcBorders>
+              <w:top w:val="single" w:color="CCCCCC" w:sz="1"/>
+              <w:left w:val="single" w:color="CCCCCC" w:sz="1"/>
+              <w:bottom w:val="single" w:color="CCCCCC" w:sz="1"/>
+              <w:right w:val="single" w:color="CCCCCC" w:sz="1"/>
+            </w:tcBorders>
+            <w:shd w:fill="F5F5F5" w:val="clear"/>
+            <w:tcMar>
+              <w:top w:type="dxa" w:w="80"/>
+              <w:left w:type="dxa" w:w="120"/>
+              <w:bottom w:type="dxa" w:w="80"/>
+              <w:right w:type="dxa" w:w="120"/>
+            </w:tcMar>
+          </w:tcPr>
+          <w:p>
+            <w:r>
+              <w:rPr>
+                <w:rFonts w:ascii="Arial" w:cs="Arial" w:eastAsia="Arial" w:hAnsi="Arial"/>
+                <w:b/>
+                <w:bCs/>
+                <w:color w:val="E67E22"/>
+                <w:sz w:val="20"/>
+                <w:szCs w:val="20"/>
+              </w:rPr>
+              <w:t xml:space="preserve">Questionable</w:t>
+            </w:r>
+          </w:p>
+        </w:tc>
+        <w:tc>
+          <w:tcPr>
+            <w:tcW w:type="dxa" w:w="4960"/>
+            <w:tcBorders>
+              <w:top w:val="single" w:color="CCCCCC" w:sz="1"/>
+              <w:left w:val="single" w:color="CCCCCC" w:sz="1"/>
+              <w:bottom w:val="single" w:color="CCCCCC" w:sz="1"/>
+              <w:right w:val="single" w:color="CCCCCC" w:sz="1"/>
+            </w:tcBorders>
+            <w:shd w:fill="F5F5F5" w:val="clear"/>
+            <w:tcMar>
+              <w:top w:type="dxa" w:w="80"/>
+              <w:left w:type="dxa" w:w="120"/>
+              <w:bottom w:type="dxa" w:w="80"/>
+              <w:right w:type="dxa" w:w="120"/>
+            </w:tcMar>
+          </w:tcPr>
+          <w:p>
+            <w:r>
+              <w:rPr>
+                <w:rFonts w:ascii="Arial" w:cs="Arial" w:eastAsia="Arial" w:hAnsi="Arial"/>
+                <w:sz w:val="20"/>
+                <w:szCs w:val="20"/>
+              </w:rPr>
+              <w:t xml:space="preserve">These specific numbers appear on the portfolio homepage cards but are not present in the actual Retail Redesign case study slides. If these outcomes were measured, they should be in the case study. Their homepage-only presence suggests they were added for marketing impact without supporting evidence.</w:t>
+            </w:r>
+          </w:p>
+        </w:tc>
+      </w:tr>
+      <w:tr>
+        <w:tc>
+          <w:tcPr>
+            <w:tcW w:type="dxa" w:w="2800"/>
+            <w:tcBorders>
+              <w:top w:val="single" w:color="CCCCCC" w:sz="1"/>
+              <w:left w:val="single" w:color="CCCCCC" w:sz="1"/>
+              <w:bottom w:val="single" w:color="CCCCCC" w:sz="1"/>
+              <w:right w:val="single" w:color="CCCCCC" w:sz="1"/>
+            </w:tcBorders>
+            <w:shd w:fill="FFFFFF" w:val="clear"/>
+            <w:tcMar>
+              <w:top w:type="dxa" w:w="80"/>
+              <w:left w:type="dxa" w:w="120"/>
+              <w:bottom w:type="dxa" w:w="80"/>
+              <w:right w:type="dxa" w:w="120"/>
+            </w:tcMar>
+          </w:tcPr>
+          <w:p>
+            <w:r>
+              <w:rPr>
+                <w:rFonts w:ascii="Arial" w:cs="Arial" w:eastAsia="Arial" w:hAnsi="Arial"/>
+                <w:sz w:val="20"/>
+                <w:szCs w:val="20"/>
+              </w:rPr>
+              <w:t xml:space="preserve">Resume Pipeline homepage: "2.5-3x callback rate lift"</w:t>
+            </w:r>
+          </w:p>
+        </w:tc>
+        <w:tc>
+          <w:tcPr>
+            <w:tcW w:type="dxa" w:w="1600"/>
+            <w:tcBorders>
+              <w:top w:val="single" w:color="CCCCCC" w:sz="1"/>
+              <w:left w:val="single" w:color="CCCCCC" w:sz="1"/>
+              <w:bottom w:val="single" w:color="CCCCCC" w:sz="1"/>
+              <w:right w:val="single" w:color="CCCCCC" w:sz="1"/>
+            </w:tcBorders>
+            <w:shd w:fill="FFFFFF" w:val="clear"/>
+            <w:tcMar>
+              <w:top w:type="dxa" w:w="80"/>
+              <w:left w:type="dxa" w:w="120"/>
+              <w:bottom w:type="dxa" w:w="80"/>
+              <w:right w:type="dxa" w:w="120"/>
+            </w:tcMar>
+          </w:tcPr>
+          <w:p>
+            <w:r>
+              <w:rPr>
+                <w:rFonts w:ascii="Arial" w:cs="Arial" w:eastAsia="Arial" w:hAnsi="Arial"/>
+                <w:b/>
+                <w:bCs/>
+                <w:color w:val="E67E22"/>
+                <w:sz w:val="20"/>
+                <w:szCs w:val="20"/>
+              </w:rPr>
+              <w:t xml:space="preserve">Questionable</w:t>
+            </w:r>
+          </w:p>
+        </w:tc>
+        <w:tc>
+          <w:tcPr>
+            <w:tcW w:type="dxa" w:w="4960"/>
+            <w:tcBorders>
+              <w:top w:val="single" w:color="CCCCCC" w:sz="1"/>
+              <w:left w:val="single" w:color="CCCCCC" w:sz="1"/>
+              <w:bottom w:val="single" w:color="CCCCCC" w:sz="1"/>
+              <w:right w:val="single" w:color="CCCCCC" w:sz="1"/>
+            </w:tcBorders>
+            <w:shd w:fill="FFFFFF" w:val="clear"/>
+            <w:tcMar>
+              <w:top w:type="dxa" w:w="80"/>
+              <w:left w:type="dxa" w:w="120"/>
+              <w:bottom w:type="dxa" w:w="80"/>
+              <w:right w:type="dxa" w:w="120"/>
+            </w:tcMar>
+          </w:tcPr>
+          <w:p>
+            <w:r>
+              <w:rPr>
+                <w:rFonts w:ascii="Arial" w:cs="Arial" w:eastAsia="Arial" w:hAnsi="Arial"/>
+                <w:sz w:val="20"/>
+                <w:szCs w:val="20"/>
+              </w:rPr>
+              <w:t xml:space="preserve">This range appears on the homepage card but not in the case study slides. The case study focuses on process metrics (time reduction, user satisfaction) not callback rates. Callback rate measurement requires longitudinal tracking that a design tool doesn't typically provide.</w:t>
+            </w:r>
+          </w:p>
+        </w:tc>
+      </w:tr>
+      <w:tr>
+        <w:tc>
+          <w:tcPr>
+            <w:tcW w:type="dxa" w:w="2800"/>
+            <w:tcBorders>
+              <w:top w:val="single" w:color="CCCCCC" w:sz="1"/>
+              <w:left w:val="single" w:color="CCCCCC" w:sz="1"/>
+              <w:bottom w:val="single" w:color="CCCCCC" w:sz="1"/>
+              <w:right w:val="single" w:color="CCCCCC" w:sz="1"/>
+            </w:tcBorders>
+            <w:shd w:fill="F5F5F5" w:val="clear"/>
+            <w:tcMar>
+              <w:top w:type="dxa" w:w="80"/>
+              <w:left w:type="dxa" w:w="120"/>
+              <w:bottom w:type="dxa" w:w="80"/>
+              <w:right w:type="dxa" w:w="120"/>
+            </w:tcMar>
+          </w:tcPr>
+          <w:p>
+            <w:r>
+              <w:rPr>
+                <w:rFonts w:ascii="Arial" w:cs="Arial" w:eastAsia="Arial" w:hAnsi="Arial"/>
+                <w:sz w:val="20"/>
+                <w:szCs w:val="20"/>
+              </w:rPr>
+              <w:t xml:space="preserve">"427% ROI" (Retail) without calculation methodology shown</w:t>
+            </w:r>
+          </w:p>
+        </w:tc>
+        <w:tc>
+          <w:tcPr>
+            <w:tcW w:type="dxa" w:w="1600"/>
+            <w:tcBorders>
+              <w:top w:val="single" w:color="CCCCCC" w:sz="1"/>
+              <w:left w:val="single" w:color="CCCCCC" w:sz="1"/>
+              <w:bottom w:val="single" w:color="CCCCCC" w:sz="1"/>
+              <w:right w:val="single" w:color="CCCCCC" w:sz="1"/>
+            </w:tcBorders>
+            <w:shd w:fill="F5F5F5" w:val="clear"/>
+            <w:tcMar>
+              <w:top w:type="dxa" w:w="80"/>
+              <w:left w:type="dxa" w:w="120"/>
+              <w:bottom w:type="dxa" w:w="80"/>
+              <w:right w:type="dxa" w:w="120"/>
+            </w:tcMar>
+          </w:tcPr>
+          <w:p>
+            <w:r>
+              <w:rPr>
+                <w:rFonts w:ascii="Arial" w:cs="Arial" w:eastAsia="Arial" w:hAnsi="Arial"/>
+                <w:b/>
+                <w:bCs/>
+                <w:color w:val="E67E22"/>
+                <w:sz w:val="20"/>
+                <w:szCs w:val="20"/>
+              </w:rPr>
+              <w:t xml:space="preserve">Questionable</w:t>
+            </w:r>
+          </w:p>
+        </w:tc>
+        <w:tc>
+          <w:tcPr>
+            <w:tcW w:type="dxa" w:w="4960"/>
+            <w:tcBorders>
+              <w:top w:val="single" w:color="CCCCCC" w:sz="1"/>
+              <w:left w:val="single" w:color="CCCCCC" w:sz="1"/>
+              <w:bottom w:val="single" w:color="CCCCCC" w:sz="1"/>
+              <w:right w:val="single" w:color="CCCCCC" w:sz="1"/>
+            </w:tcBorders>
+            <w:shd w:fill="F5F5F5" w:val="clear"/>
+            <w:tcMar>
+              <w:top w:type="dxa" w:w="80"/>
+              <w:left w:type="dxa" w:w="120"/>
+              <w:bottom w:type="dxa" w:w="80"/>
+              <w:right w:type="dxa" w:w="120"/>
+            </w:tcMar>
+          </w:tcPr>
+          <w:p>
+            <w:r>
+              <w:rPr>
+                <w:rFonts w:ascii="Arial" w:cs="Arial" w:eastAsia="Arial" w:hAnsi="Arial"/>
+                <w:sz w:val="20"/>
+                <w:szCs w:val="20"/>
+              </w:rPr>
+              <w:t xml:space="preserve">The percentage is specific and impressive but the case study doesn't show how it was calculated. What's the numerator and denominator? Over what time period? 427% is unusually precise for a design ROI claim — most companies report ranges or round numbers.</w:t>
+            </w:r>
+          </w:p>
+        </w:tc>
+      </w:tr>
+      <w:tr>
+        <w:tc>
+          <w:tcPr>
+            <w:tcW w:type="dxa" w:w="2800"/>
+            <w:tcBorders>
+              <w:top w:val="single" w:color="CCCCCC" w:sz="1"/>
+              <w:left w:val="single" w:color="CCCCCC" w:sz="1"/>
+              <w:bottom w:val="single" w:color="CCCCCC" w:sz="1"/>
+              <w:right w:val="single" w:color="CCCCCC" w:sz="1"/>
+            </w:tcBorders>
+            <w:shd w:fill="FFFFFF" w:val="clear"/>
+            <w:tcMar>
+              <w:top w:type="dxa" w:w="80"/>
+              <w:left w:type="dxa" w:w="120"/>
+              <w:bottom w:type="dxa" w:w="80"/>
+              <w:right w:type="dxa" w:w="120"/>
+            </w:tcMar>
+          </w:tcPr>
+          <w:p>
+            <w:r>
+              <w:rPr>
+                <w:rFonts w:ascii="Arial" w:cs="Arial" w:eastAsia="Arial" w:hAnsi="Arial"/>
+                <w:sz w:val="20"/>
+                <w:szCs w:val="20"/>
+              </w:rPr>
+              <w:t xml:space="preserve">"104% ROI" (Finance Dashboard) with documented calculation</w:t>
+            </w:r>
+          </w:p>
+        </w:tc>
+        <w:tc>
+          <w:tcPr>
+            <w:tcW w:type="dxa" w:w="1600"/>
+            <w:tcBorders>
+              <w:top w:val="single" w:color="CCCCCC" w:sz="1"/>
+              <w:left w:val="single" w:color="CCCCCC" w:sz="1"/>
+              <w:bottom w:val="single" w:color="CCCCCC" w:sz="1"/>
+              <w:right w:val="single" w:color="CCCCCC" w:sz="1"/>
+            </w:tcBorders>
+            <w:shd w:fill="FFFFFF" w:val="clear"/>
+            <w:tcMar>
+              <w:top w:type="dxa" w:w="80"/>
+              <w:left w:type="dxa" w:w="120"/>
+              <w:bottom w:type="dxa" w:w="80"/>
+              <w:right w:type="dxa" w:w="120"/>
+            </w:tcMar>
+          </w:tcPr>
+          <w:p>
+            <w:r>
+              <w:rPr>
+                <w:rFonts w:ascii="Arial" w:cs="Arial" w:eastAsia="Arial" w:hAnsi="Arial"/>
+                <w:b/>
+                <w:bCs/>
+                <w:color w:val="27AE60"/>
+                <w:sz w:val="20"/>
+                <w:szCs w:val="20"/>
+              </w:rPr>
+              <w:t xml:space="preserve">Credible</w:t>
+            </w:r>
+          </w:p>
+        </w:tc>
+        <w:tc>
+          <w:tcPr>
+            <w:tcW w:type="dxa" w:w="4960"/>
+            <w:tcBorders>
+              <w:top w:val="single" w:color="CCCCCC" w:sz="1"/>
+              <w:left w:val="single" w:color="CCCCCC" w:sz="1"/>
+              <w:bottom w:val="single" w:color="CCCCCC" w:sz="1"/>
+              <w:right w:val="single" w:color="CCCCCC" w:sz="1"/>
+            </w:tcBorders>
+            <w:shd w:fill="FFFFFF" w:val="clear"/>
+            <w:tcMar>
+              <w:top w:type="dxa" w:w="80"/>
+              <w:left w:type="dxa" w:w="120"/>
+              <w:bottom w:type="dxa" w:w="80"/>
+              <w:right w:type="dxa" w:w="120"/>
+            </w:tcMar>
+          </w:tcPr>
+          <w:p>
+            <w:r>
+              <w:rPr>
+                <w:rFonts w:ascii="Arial" w:cs="Arial" w:eastAsia="Arial" w:hAnsi="Arial"/>
+                <w:sz w:val="20"/>
+                <w:szCs w:val="20"/>
+              </w:rPr>
+              <w:t xml:space="preserve">Unlike Retail, the Dashboard case study includes the calculation methodology: time saved × analyst hourly rate × number of analysts. The math is transparent and verifiable.</w:t>
+            </w:r>
+          </w:p>
+        </w:tc>
+      </w:tr>
+      <w:tr>
+        <w:tc>
+          <w:tcPr>
+            <w:tcW w:type="dxa" w:w="2800"/>
+            <w:tcBorders>
+              <w:top w:val="single" w:color="CCCCCC" w:sz="1"/>
+              <w:left w:val="single" w:color="CCCCCC" w:sz="1"/>
+              <w:bottom w:val="single" w:color="CCCCCC" w:sz="1"/>
+              <w:right w:val="single" w:color="CCCCCC" w:sz="1"/>
+            </w:tcBorders>
+            <w:shd w:fill="F5F5F5" w:val="clear"/>
+            <w:tcMar>
+              <w:top w:type="dxa" w:w="80"/>
+              <w:left w:type="dxa" w:w="120"/>
+              <w:bottom w:type="dxa" w:w="80"/>
+              <w:right w:type="dxa" w:w="120"/>
+            </w:tcMar>
+          </w:tcPr>
+          <w:p>
+            <w:r>
+              <w:rPr>
+                <w:rFonts w:ascii="Arial" w:cs="Arial" w:eastAsia="Arial" w:hAnsi="Arial"/>
+                <w:sz w:val="20"/>
+                <w:szCs w:val="20"/>
+              </w:rPr>
+              <w:t xml:space="preserve">Math inconsistency: "83% time reduction" vs actual 40→15min (62.5%)</w:t>
+            </w:r>
+          </w:p>
+        </w:tc>
+        <w:tc>
+          <w:tcPr>
+            <w:tcW w:type="dxa" w:w="1600"/>
+            <w:tcBorders>
+              <w:top w:val="single" w:color="CCCCCC" w:sz="1"/>
+              <w:left w:val="single" w:color="CCCCCC" w:sz="1"/>
+              <w:bottom w:val="single" w:color="CCCCCC" w:sz="1"/>
+              <w:right w:val="single" w:color="CCCCCC" w:sz="1"/>
+            </w:tcBorders>
+            <w:shd w:fill="F5F5F5" w:val="clear"/>
+            <w:tcMar>
+              <w:top w:type="dxa" w:w="80"/>
+              <w:left w:type="dxa" w:w="120"/>
+              <w:bottom w:type="dxa" w:w="80"/>
+              <w:right w:type="dxa" w:w="120"/>
+            </w:tcMar>
+          </w:tcPr>
+          <w:p>
+            <w:r>
+              <w:rPr>
+                <w:rFonts w:ascii="Arial" w:cs="Arial" w:eastAsia="Arial" w:hAnsi="Arial"/>
+                <w:b/>
+                <w:bCs/>
+                <w:color w:val="C0392B"/>
+                <w:sz w:val="20"/>
+                <w:szCs w:val="20"/>
+              </w:rPr>
+              <w:t xml:space="preserve">Likely Fabricated</w:t>
+            </w:r>
+          </w:p>
+        </w:tc>
+        <w:tc>
+          <w:tcPr>
+            <w:tcW w:type="dxa" w:w="4960"/>
+            <w:tcBorders>
+              <w:top w:val="single" w:color="CCCCCC" w:sz="1"/>
+              <w:left w:val="single" w:color="CCCCCC" w:sz="1"/>
+              <w:bottom w:val="single" w:color="CCCCCC" w:sz="1"/>
+              <w:right w:val="single" w:color="CCCCCC" w:sz="1"/>
+            </w:tcBorders>
+            <w:shd w:fill="F5F5F5" w:val="clear"/>
+            <w:tcMar>
+              <w:top w:type="dxa" w:w="80"/>
+              <w:left w:type="dxa" w:w="120"/>
+              <w:bottom w:type="dxa" w:w="80"/>
+              <w:right w:type="dxa" w:w="120"/>
+            </w:tcMar>
+          </w:tcPr>
+          <w:p>
+            <w:r>
+              <w:rPr>
+                <w:rFonts w:ascii="Arial" w:cs="Arial" w:eastAsia="Arial" w:hAnsi="Arial"/>
+                <w:sz w:val="20"/>
+                <w:szCs w:val="20"/>
+              </w:rPr>
+              <w:t xml:space="preserve">The Finance Dashboard claims 83% time reduction, but the actual before/after numbers (40 minutes to 15 minutes) yield a 62.5% reduction. This is a mathematical error that undermines the credibility of the specific metric. Either the before/after numbers are wrong or the percentage is wrong.</w:t>
+            </w:r>
+          </w:p>
+        </w:tc>
+      </w:tr>
+      <w:tr>
+        <w:tc>
+          <w:tcPr>
+            <w:tcW w:type="dxa" w:w="2800"/>
+            <w:tcBorders>
+              <w:top w:val="single" w:color="CCCCCC" w:sz="1"/>
+              <w:left w:val="single" w:color="CCCCCC" w:sz="1"/>
+              <w:bottom w:val="single" w:color="CCCCCC" w:sz="1"/>
+              <w:right w:val="single" w:color="CCCCCC" w:sz="1"/>
+            </w:tcBorders>
+            <w:shd w:fill="FFFFFF" w:val="clear"/>
+            <w:tcMar>
+              <w:top w:type="dxa" w:w="80"/>
+              <w:left w:type="dxa" w:w="120"/>
+              <w:bottom w:type="dxa" w:w="80"/>
+              <w:right w:type="dxa" w:w="120"/>
+            </w:tcMar>
+          </w:tcPr>
+          <w:p>
+            <w:r>
+              <w:rPr>
+                <w:rFonts w:ascii="Arial" w:cs="Arial" w:eastAsia="Arial" w:hAnsi="Arial"/>
+                <w:sz w:val="20"/>
+                <w:szCs w:val="20"/>
+              </w:rPr>
+              <w:t xml:space="preserve">2/8 case studies (25%) have zero quantified outcomes</w:t>
+            </w:r>
+          </w:p>
+        </w:tc>
+        <w:tc>
+          <w:tcPr>
+            <w:tcW w:type="dxa" w:w="1600"/>
+            <w:tcBorders>
+              <w:top w:val="single" w:color="CCCCCC" w:sz="1"/>
+              <w:left w:val="single" w:color="CCCCCC" w:sz="1"/>
+              <w:bottom w:val="single" w:color="CCCCCC" w:sz="1"/>
+              <w:right w:val="single" w:color="CCCCCC" w:sz="1"/>
+            </w:tcBorders>
+            <w:shd w:fill="FFFFFF" w:val="clear"/>
+            <w:tcMar>
+              <w:top w:type="dxa" w:w="80"/>
+              <w:left w:type="dxa" w:w="120"/>
+              <w:bottom w:type="dxa" w:w="80"/>
+              <w:right w:type="dxa" w:w="120"/>
+            </w:tcMar>
+          </w:tcPr>
+          <w:p>
+            <w:r>
+              <w:rPr>
+                <w:rFonts w:ascii="Arial" w:cs="Arial" w:eastAsia="Arial" w:hAnsi="Arial"/>
+                <w:b/>
+                <w:bCs/>
+                <w:color w:val="C8A96E"/>
+                <w:sz w:val="20"/>
+                <w:szCs w:val="20"/>
+              </w:rPr>
+              <w:t xml:space="preserve">Notable</w:t>
+            </w:r>
+          </w:p>
+        </w:tc>
+        <w:tc>
+          <w:tcPr>
+            <w:tcW w:type="dxa" w:w="4960"/>
+            <w:tcBorders>
+              <w:top w:val="single" w:color="CCCCCC" w:sz="1"/>
+              <w:left w:val="single" w:color="CCCCCC" w:sz="1"/>
+              <w:bottom w:val="single" w:color="CCCCCC" w:sz="1"/>
+              <w:right w:val="single" w:color="CCCCCC" w:sz="1"/>
+            </w:tcBorders>
+            <w:shd w:fill="FFFFFF" w:val="clear"/>
+            <w:tcMar>
+              <w:top w:type="dxa" w:w="80"/>
+              <w:left w:type="dxa" w:w="120"/>
+              <w:bottom w:type="dxa" w:w="80"/>
+              <w:right w:type="dxa" w:w="120"/>
+            </w:tcMar>
+          </w:tcPr>
+          <w:p>
+            <w:r>
+              <w:rPr>
+                <w:rFonts w:ascii="Arial" w:cs="Arial" w:eastAsia="Arial" w:hAnsi="Arial"/>
+                <w:sz w:val="20"/>
+                <w:szCs w:val="20"/>
+              </w:rPr>
+              <w:t xml:space="preserve">Jar Aye Child and Parent have no measurable success metrics. This pattern creates inconsistency: some case studies have impressive numbers (427%, 104%, 4.2x) while others have none. A hiring manager may question whether metrics are only presented when convenient.</w:t>
+            </w:r>
+          </w:p>
+        </w:tc>
+      </w:tr>
+      <w:tr>
+        <w:tc>
+          <w:tcPr>
+            <w:tcW w:type="dxa" w:w="2800"/>
+            <w:tcBorders>
+              <w:top w:val="single" w:color="CCCCCC" w:sz="1"/>
+              <w:left w:val="single" w:color="CCCCCC" w:sz="1"/>
+              <w:bottom w:val="single" w:color="CCCCCC" w:sz="1"/>
+              <w:right w:val="single" w:color="CCCCCC" w:sz="1"/>
+            </w:tcBorders>
+            <w:shd w:fill="F5F5F5" w:val="clear"/>
+            <w:tcMar>
+              <w:top w:type="dxa" w:w="80"/>
+              <w:left w:type="dxa" w:w="120"/>
+              <w:bottom w:type="dxa" w:w="80"/>
+              <w:right w:type="dxa" w:w="120"/>
+            </w:tcMar>
+          </w:tcPr>
+          <w:p>
+            <w:r>
+              <w:rPr>
+                <w:rFonts w:ascii="Arial" w:cs="Arial" w:eastAsia="Arial" w:hAnsi="Arial"/>
+                <w:sz w:val="20"/>
+                <w:szCs w:val="20"/>
+              </w:rPr>
+              <w:t xml:space="preserve">"7+ years experience, 50+ projects" (portfolio header)</w:t>
+            </w:r>
+          </w:p>
+        </w:tc>
+        <w:tc>
+          <w:tcPr>
+            <w:tcW w:type="dxa" w:w="1600"/>
+            <w:tcBorders>
+              <w:top w:val="single" w:color="CCCCCC" w:sz="1"/>
+              <w:left w:val="single" w:color="CCCCCC" w:sz="1"/>
+              <w:bottom w:val="single" w:color="CCCCCC" w:sz="1"/>
+              <w:right w:val="single" w:color="CCCCCC" w:sz="1"/>
+            </w:tcBorders>
+            <w:shd w:fill="F5F5F5" w:val="clear"/>
+            <w:tcMar>
+              <w:top w:type="dxa" w:w="80"/>
+              <w:left w:type="dxa" w:w="120"/>
+              <w:bottom w:type="dxa" w:w="80"/>
+              <w:right w:type="dxa" w:w="120"/>
+            </w:tcMar>
+          </w:tcPr>
+          <w:p>
+            <w:r>
+              <w:rPr>
+                <w:rFonts w:ascii="Arial" w:cs="Arial" w:eastAsia="Arial" w:hAnsi="Arial"/>
+                <w:b/>
+                <w:bCs/>
+                <w:color w:val="27AE60"/>
+                <w:sz w:val="20"/>
+                <w:szCs w:val="20"/>
+              </w:rPr>
+              <w:t xml:space="preserve">Credible</w:t>
+            </w:r>
+          </w:p>
+        </w:tc>
+        <w:tc>
+          <w:tcPr>
+            <w:tcW w:type="dxa" w:w="4960"/>
+            <w:tcBorders>
+              <w:top w:val="single" w:color="CCCCCC" w:sz="1"/>
+              <w:left w:val="single" w:color="CCCCCC" w:sz="1"/>
+              <w:bottom w:val="single" w:color="CCCCCC" w:sz="1"/>
+              <w:right w:val="single" w:color="CCCCCC" w:sz="1"/>
+            </w:tcBorders>
+            <w:shd w:fill="F5F5F5" w:val="clear"/>
+            <w:tcMar>
+              <w:top w:type="dxa" w:w="80"/>
+              <w:left w:type="dxa" w:w="120"/>
+              <w:bottom w:type="dxa" w:w="80"/>
+              <w:right w:type="dxa" w:w="120"/>
+            </w:tcMar>
+          </w:tcPr>
+          <w:p>
+            <w:r>
+              <w:rPr>
+                <w:rFonts w:ascii="Arial" w:cs="Arial" w:eastAsia="Arial" w:hAnsi="Arial"/>
+                <w:sz w:val="20"/>
+                <w:szCs w:val="20"/>
+              </w:rPr>
+              <w:t xml:space="preserve">Career timeline is verifiable: Adventsoft → Nexlabs → TreeDots → Lexagle → Raytail spans multiple years. 50+ projects across these companies is plausible for a senior designer.</w:t>
+            </w:r>
+          </w:p>
+        </w:tc>
+      </w:tr>
+      <w:tr>
+        <w:tc>
+          <w:tcPr>
+            <w:tcW w:type="dxa" w:w="2800"/>
+            <w:tcBorders>
+              <w:top w:val="single" w:color="CCCCCC" w:sz="1"/>
+              <w:left w:val="single" w:color="CCCCCC" w:sz="1"/>
+              <w:bottom w:val="single" w:color="CCCCCC" w:sz="1"/>
+              <w:right w:val="single" w:color="CCCCCC" w:sz="1"/>
+            </w:tcBorders>
+            <w:shd w:fill="FFFFFF" w:val="clear"/>
+            <w:tcMar>
+              <w:top w:type="dxa" w:w="80"/>
+              <w:left w:type="dxa" w:w="120"/>
+              <w:bottom w:type="dxa" w:w="80"/>
+              <w:right w:type="dxa" w:w="120"/>
+            </w:tcMar>
+          </w:tcPr>
+          <w:p>
+            <w:r>
+              <w:rPr>
+                <w:rFonts w:ascii="Arial" w:cs="Arial" w:eastAsia="Arial" w:hAnsi="Arial"/>
+                <w:sz w:val="20"/>
+                <w:szCs w:val="20"/>
+              </w:rPr>
+              <w:t xml:space="preserve">Consistent research methodology across all 8 case studies</w:t>
+            </w:r>
+          </w:p>
+        </w:tc>
+        <w:tc>
+          <w:tcPr>
+            <w:tcW w:type="dxa" w:w="1600"/>
+            <w:tcBorders>
+              <w:top w:val="single" w:color="CCCCCC" w:sz="1"/>
+              <w:left w:val="single" w:color="CCCCCC" w:sz="1"/>
+              <w:bottom w:val="single" w:color="CCCCCC" w:sz="1"/>
+              <w:right w:val="single" w:color="CCCCCC" w:sz="1"/>
+            </w:tcBorders>
+            <w:shd w:fill="FFFFFF" w:val="clear"/>
+            <w:tcMar>
+              <w:top w:type="dxa" w:w="80"/>
+              <w:left w:type="dxa" w:w="120"/>
+              <w:bottom w:type="dxa" w:w="80"/>
+              <w:right w:type="dxa" w:w="120"/>
+            </w:tcMar>
+          </w:tcPr>
+          <w:p>
+            <w:r>
+              <w:rPr>
+                <w:rFonts w:ascii="Arial" w:cs="Arial" w:eastAsia="Arial" w:hAnsi="Arial"/>
+                <w:b/>
+                <w:bCs/>
+                <w:color w:val="27AE60"/>
+                <w:sz w:val="20"/>
+                <w:szCs w:val="20"/>
+              </w:rPr>
+              <w:t xml:space="preserve">Credible</w:t>
+            </w:r>
+          </w:p>
+        </w:tc>
+        <w:tc>
+          <w:tcPr>
+            <w:tcW w:type="dxa" w:w="4960"/>
+            <w:tcBorders>
+              <w:top w:val="single" w:color="CCCCCC" w:sz="1"/>
+              <w:left w:val="single" w:color="CCCCCC" w:sz="1"/>
+              <w:bottom w:val="single" w:color="CCCCCC" w:sz="1"/>
+              <w:right w:val="single" w:color="CCCCCC" w:sz="1"/>
+            </w:tcBorders>
+            <w:shd w:fill="FFFFFF" w:val="clear"/>
+            <w:tcMar>
+              <w:top w:type="dxa" w:w="80"/>
+              <w:left w:type="dxa" w:w="120"/>
+              <w:bottom w:type="dxa" w:w="80"/>
+              <w:right w:type="dxa" w:w="120"/>
+            </w:tcMar>
+          </w:tcPr>
+          <w:p>
+            <w:r>
+              <w:rPr>
+                <w:rFonts w:ascii="Arial" w:cs="Arial" w:eastAsia="Arial" w:hAnsi="Arial"/>
+                <w:sz w:val="20"/>
+                <w:szCs w:val="20"/>
+              </w:rPr>
+              <w:t xml:space="preserve">Every case study includes some form of user research, from 12-participant studies (Resume Pipeline) to client-as-expert (Parent App). The methodology varies appropriately by project context. This consistency is a genuine strength.</w:t>
+            </w:r>
+          </w:p>
+        </w:tc>
+      </w:tr>
+    </w:tbl>
+    <w:p>
+      <w:r>
+        <w:br w:type="page"/>
+      </w:r>
+    </w:p>
+    <w:p>
+      <w:pPr>
+        <w:pStyle w:val="Heading1"/>
+        <w:spacing w:after="200" w:before="360"/>
+      </w:pPr>
+      <w:r>
+        <w:rPr>
+          <w:rFonts w:ascii="Arial" w:cs="Arial" w:eastAsia="Arial" w:hAnsi="Arial"/>
+          <w:b/>
+          <w:bCs/>
+          <w:color w:val="1A3C6E"/>
+          <w:sz w:val="32"/>
+          <w:szCs w:val="32"/>
+        </w:rPr>
+        <w:t xml:space="preserve">Part 4: Portfolio-Wide Areas for Improvement — Detailed Analysis</w:t>
       </w:r>
     </w:p>
     <w:p>
